--- a/项目管理系统开发文档【包含原型图】.docx
+++ b/项目管理系统开发文档【包含原型图】.docx
@@ -2054,20 +2054,7 @@
           <w:szCs w:val="20"/>
           <w:lang w:val="en-US" w:eastAsia="zh-CN" w:bidi="ar"/>
         </w:rPr>
-        <w:t>【文本，例如星空/KIS】、产品版本【文本，</w:t>
-      </w:r>
-      <w:bookmarkStart w:id="0" w:name="_GoBack"/>
-      <w:bookmarkEnd w:id="0"/>
-      <w:r>
-        <w:rPr>
-          <w:rFonts w:hint="eastAsia" w:ascii="宋体" w:hAnsi="宋体" w:eastAsia="宋体" w:cs="宋体"/>
-          <w:color w:val="000000"/>
-          <w:kern w:val="0"/>
-          <w:sz w:val="20"/>
-          <w:szCs w:val="20"/>
-          <w:lang w:val="en-US" w:eastAsia="zh-CN" w:bidi="ar"/>
-        </w:rPr>
-        <w:t>例如旗舰版、生鲜】</w:t>
+        <w:t>【文本，例如星空/KIS】、产品版本【文本，例如旗舰版、生鲜】</w:t>
       </w:r>
       <w:r>
         <w:rPr>
@@ -4046,6 +4033,28 @@
         <w:ind w:left="0" w:right="0"/>
         <w:jc w:val="left"/>
         <w:rPr>
+          <w:rFonts w:hint="default" w:ascii="宋体" w:hAnsi="宋体" w:eastAsia="宋体" w:cs="宋体"/>
+          <w:color w:val="000000"/>
+          <w:kern w:val="0"/>
+          <w:sz w:val="20"/>
+          <w:szCs w:val="20"/>
+          <w:highlight w:val="none"/>
+          <w:lang w:val="en-US" w:eastAsia="zh-CN" w:bidi="ar"/>
+        </w:rPr>
+      </w:pPr>
+      <w:r>
+        <w:rPr>
+          <w:rFonts w:ascii="宋体" w:hAnsi="宋体" w:eastAsia="宋体" w:cs="宋体"/>
+          <w:color w:val="000000"/>
+          <w:kern w:val="0"/>
+          <w:sz w:val="20"/>
+          <w:szCs w:val="20"/>
+          <w:lang w:val="en-US" w:eastAsia="zh-CN" w:bidi="ar"/>
+        </w:rPr>
+        <w:t>合同 ID、</w:t>
+      </w:r>
+      <w:r>
+        <w:rPr>
           <w:rFonts w:hint="eastAsia" w:ascii="宋体" w:hAnsi="宋体" w:eastAsia="宋体" w:cs="宋体"/>
           <w:color w:val="000000"/>
           <w:kern w:val="0"/>
@@ -4053,17 +4062,18 @@
           <w:szCs w:val="20"/>
           <w:lang w:val="en-US" w:eastAsia="zh-CN" w:bidi="ar"/>
         </w:rPr>
-      </w:pPr>
-      <w:r>
-        <w:rPr>
-          <w:rFonts w:ascii="宋体" w:hAnsi="宋体" w:eastAsia="宋体" w:cs="宋体"/>
-          <w:color w:val="000000"/>
-          <w:kern w:val="0"/>
-          <w:sz w:val="20"/>
-          <w:szCs w:val="20"/>
-          <w:lang w:val="en-US" w:eastAsia="zh-CN" w:bidi="ar"/>
-        </w:rPr>
-        <w:t>合同 ID、</w:t>
+        <w:t>合同编号【文本，手书】</w:t>
+      </w:r>
+      <w:r>
+        <w:rPr>
+          <w:rFonts w:ascii="宋体" w:hAnsi="宋体" w:eastAsia="宋体" w:cs="宋体"/>
+          <w:color w:val="000000"/>
+          <w:kern w:val="0"/>
+          <w:sz w:val="20"/>
+          <w:szCs w:val="20"/>
+          <w:lang w:val="en-US" w:eastAsia="zh-CN" w:bidi="ar"/>
+        </w:rPr>
+        <w:t>、客户名称</w:t>
       </w:r>
       <w:r>
         <w:rPr>
@@ -4074,201 +4084,8 @@
           <w:szCs w:val="20"/>
           <w:lang w:val="en-US" w:eastAsia="zh-CN" w:bidi="ar"/>
         </w:rPr>
-        <w:t>合同编号【文本，手书】</w:t>
-      </w:r>
-      <w:r>
-        <w:rPr>
-          <w:rFonts w:ascii="宋体" w:hAnsi="宋体" w:eastAsia="宋体" w:cs="宋体"/>
-          <w:color w:val="000000"/>
-          <w:kern w:val="0"/>
-          <w:sz w:val="20"/>
-          <w:szCs w:val="20"/>
-          <w:lang w:val="en-US" w:eastAsia="zh-CN" w:bidi="ar"/>
-        </w:rPr>
-        <w:t>、客户名称</w:t>
-      </w:r>
-      <w:r>
-        <w:rPr>
-          <w:rFonts w:hint="eastAsia" w:ascii="宋体" w:hAnsi="宋体" w:eastAsia="宋体" w:cs="宋体"/>
-          <w:color w:val="000000"/>
-          <w:kern w:val="0"/>
-          <w:sz w:val="20"/>
-          <w:szCs w:val="20"/>
-          <w:lang w:val="en-US" w:eastAsia="zh-CN" w:bidi="ar"/>
-        </w:rPr>
-        <w:t>【文本】、签约日期、合同类型【自己/外包】、交付日期、销售负责人【下拉，选择用户】、产品报价【单位元】、里程碑【大文本】、收款条件【页签形式，即子表形式】 、备注【大文本】、合同附件【可上传多个附件】、项目需求（可上传附件，视频或语音）、项目产品【页签形式，即子表形式，字段为产品名称（选择基础资料中的产品管理）、产品类别（选择带出）、产品版本（选择带出）、数量（整数）、价税合计（金额）】，</w:t>
-      </w:r>
-    </w:p>
-    <w:p>
-      <w:pPr>
-        <w:keepNext w:val="0"/>
-        <w:keepLines w:val="0"/>
-        <w:widowControl/>
-        <w:suppressLineNumbers w:val="0"/>
-        <w:pBdr>
-          <w:top w:val="none" w:color="auto" w:sz="0" w:space="0"/>
-          <w:left w:val="none" w:color="auto" w:sz="0" w:space="0"/>
-          <w:bottom w:val="none" w:color="auto" w:sz="0" w:space="0"/>
-          <w:right w:val="none" w:color="auto" w:sz="0" w:space="0"/>
-        </w:pBdr>
-        <w:spacing w:before="0" w:beforeAutospacing="0" w:after="0" w:afterAutospacing="0" w:line="240" w:lineRule="atLeast"/>
-        <w:ind w:left="0" w:right="0"/>
-        <w:jc w:val="left"/>
-        <w:rPr>
-          <w:rFonts w:hint="eastAsia" w:ascii="宋体" w:hAnsi="宋体" w:eastAsia="宋体" w:cs="宋体"/>
-          <w:color w:val="000000"/>
-          <w:kern w:val="0"/>
-          <w:sz w:val="20"/>
-          <w:szCs w:val="20"/>
-          <w:lang w:val="en-US" w:eastAsia="zh-CN" w:bidi="ar"/>
-        </w:rPr>
-      </w:pPr>
-      <w:r>
-        <w:rPr>
-          <w:rFonts w:hint="eastAsia" w:ascii="宋体" w:hAnsi="宋体" w:eastAsia="宋体" w:cs="宋体"/>
-          <w:color w:val="000000"/>
-          <w:kern w:val="0"/>
-          <w:sz w:val="20"/>
-          <w:szCs w:val="20"/>
-          <w:lang w:val="en-US" w:eastAsia="zh-CN" w:bidi="ar"/>
-        </w:rPr>
-        <w:t>在页面底部增加“选择审批流程”按钮，可选择人员进行审批，</w:t>
-      </w:r>
-    </w:p>
-    <w:p>
-      <w:pPr>
-        <w:keepNext w:val="0"/>
-        <w:keepLines w:val="0"/>
-        <w:widowControl/>
-        <w:suppressLineNumbers w:val="0"/>
-        <w:pBdr>
-          <w:top w:val="none" w:color="auto" w:sz="0" w:space="0"/>
-          <w:left w:val="none" w:color="auto" w:sz="0" w:space="0"/>
-          <w:bottom w:val="none" w:color="auto" w:sz="0" w:space="0"/>
-          <w:right w:val="none" w:color="auto" w:sz="0" w:space="0"/>
-        </w:pBdr>
-        <w:spacing w:before="0" w:beforeAutospacing="0" w:after="0" w:afterAutospacing="0" w:line="240" w:lineRule="atLeast"/>
-        <w:ind w:left="0" w:right="0"/>
-        <w:jc w:val="left"/>
-        <w:rPr>
-          <w:rFonts w:hint="eastAsia" w:ascii="宋体" w:hAnsi="宋体" w:eastAsia="宋体" w:cs="宋体"/>
-          <w:color w:val="000000"/>
-          <w:kern w:val="0"/>
-          <w:sz w:val="20"/>
-          <w:szCs w:val="20"/>
-          <w:lang w:val="en-US" w:eastAsia="zh-CN" w:bidi="ar"/>
-        </w:rPr>
-      </w:pPr>
-      <w:r>
-        <w:rPr>
-          <w:rFonts w:hint="eastAsia" w:ascii="宋体" w:hAnsi="宋体" w:eastAsia="宋体" w:cs="宋体"/>
-          <w:color w:val="000000"/>
-          <w:kern w:val="0"/>
-          <w:sz w:val="20"/>
-          <w:szCs w:val="20"/>
-          <w:lang w:val="en-US" w:eastAsia="zh-CN" w:bidi="ar"/>
-        </w:rPr>
-        <w:t>参考图片：</w:t>
-      </w:r>
-    </w:p>
-    <w:p>
-      <w:pPr>
-        <w:keepNext w:val="0"/>
-        <w:keepLines w:val="0"/>
-        <w:widowControl/>
-        <w:suppressLineNumbers w:val="0"/>
-        <w:pBdr>
-          <w:top w:val="none" w:color="auto" w:sz="0" w:space="0"/>
-          <w:left w:val="none" w:color="auto" w:sz="0" w:space="0"/>
-          <w:bottom w:val="none" w:color="auto" w:sz="0" w:space="0"/>
-          <w:right w:val="none" w:color="auto" w:sz="0" w:space="0"/>
-        </w:pBdr>
-        <w:spacing w:before="0" w:beforeAutospacing="0" w:after="0" w:afterAutospacing="0" w:line="240" w:lineRule="atLeast"/>
-        <w:ind w:left="0" w:right="0"/>
-        <w:jc w:val="left"/>
-        <w:rPr>
-          <w:rFonts w:hint="eastAsia" w:ascii="宋体" w:hAnsi="宋体" w:eastAsia="宋体" w:cs="宋体"/>
-          <w:color w:val="000000"/>
-          <w:kern w:val="0"/>
-          <w:sz w:val="20"/>
-          <w:szCs w:val="20"/>
-          <w:highlight w:val="none"/>
-          <w:lang w:val="en-US" w:eastAsia="zh-CN" w:bidi="ar"/>
-        </w:rPr>
-      </w:pPr>
-      <w:r>
-        <w:drawing>
-          <wp:inline distT="0" distB="0" distL="114300" distR="114300">
-            <wp:extent cx="5267325" cy="1456690"/>
-            <wp:effectExtent l="0" t="0" r="3175" b="3810"/>
-            <wp:docPr id="2" name="图片 2"/>
-            <wp:cNvGraphicFramePr>
-              <a:graphicFrameLocks xmlns:a="http://schemas.openxmlformats.org/drawingml/2006/main" noChangeAspect="1"/>
-            </wp:cNvGraphicFramePr>
-            <a:graphic xmlns:a="http://schemas.openxmlformats.org/drawingml/2006/main">
-              <a:graphicData uri="http://schemas.openxmlformats.org/drawingml/2006/picture">
-                <pic:pic xmlns:pic="http://schemas.openxmlformats.org/drawingml/2006/picture">
-                  <pic:nvPicPr>
-                    <pic:cNvPr id="2" name="图片 2"/>
-                    <pic:cNvPicPr>
-                      <a:picLocks noChangeAspect="1"/>
-                    </pic:cNvPicPr>
-                  </pic:nvPicPr>
-                  <pic:blipFill>
-                    <a:blip r:embed="rId6"/>
-                    <a:stretch>
-                      <a:fillRect/>
-                    </a:stretch>
-                  </pic:blipFill>
-                  <pic:spPr>
-                    <a:xfrm>
-                      <a:off x="0" y="0"/>
-                      <a:ext cx="5267325" cy="1456690"/>
-                    </a:xfrm>
-                    <a:prstGeom prst="rect">
-                      <a:avLst/>
-                    </a:prstGeom>
-                    <a:noFill/>
-                    <a:ln>
-                      <a:noFill/>
-                    </a:ln>
-                  </pic:spPr>
-                </pic:pic>
-              </a:graphicData>
-            </a:graphic>
-          </wp:inline>
-        </w:drawing>
-      </w:r>
-    </w:p>
-    <w:p>
-      <w:pPr>
-        <w:keepNext w:val="0"/>
-        <w:keepLines w:val="0"/>
-        <w:widowControl/>
-        <w:numPr>
-          <w:ilvl w:val="0"/>
-          <w:numId w:val="0"/>
-        </w:numPr>
-        <w:suppressLineNumbers w:val="0"/>
-        <w:pBdr>
-          <w:top w:val="none" w:color="auto" w:sz="0" w:space="0"/>
-          <w:left w:val="none" w:color="auto" w:sz="0" w:space="0"/>
-          <w:bottom w:val="none" w:color="auto" w:sz="0" w:space="0"/>
-          <w:right w:val="none" w:color="auto" w:sz="0" w:space="0"/>
-        </w:pBdr>
-        <w:spacing w:before="0" w:beforeAutospacing="0" w:after="0" w:afterAutospacing="0" w:line="240" w:lineRule="atLeast"/>
-        <w:ind w:right="0" w:rightChars="0"/>
-        <w:jc w:val="left"/>
-        <w:rPr>
-          <w:rFonts w:hint="default" w:ascii="宋体" w:hAnsi="宋体" w:eastAsia="宋体" w:cs="宋体"/>
-          <w:color w:val="000000"/>
-          <w:kern w:val="0"/>
-          <w:sz w:val="20"/>
-          <w:szCs w:val="20"/>
-          <w:highlight w:val="none"/>
-          <w:lang w:val="en-US" w:eastAsia="zh-CN" w:bidi="ar"/>
-        </w:rPr>
-      </w:pPr>
+        <w:t>【文本】、签约日期、合同类型【自己/外包】、交付日期、销售负责人【下拉，选择用户】、产品报价【单位元】、里程碑【大文本】、收款条件【页签形式，即子表形式】 、备注【大文本】、合同附件【可上传多个附件】、项目需求（可上传附件，视频或语音）、项目产品【页签形式，即子表形式，字段为产品名称（选择基础资料中的产品管理）、产品类别（选择带出）、产品版本（选择带出）、数量（整数）、价税合计（金额）】</w:t>
+      </w:r>
     </w:p>
     <w:p>
       <w:pPr>
@@ -4524,7 +4341,7 @@
           <w:szCs w:val="20"/>
           <w:lang w:val="en-US" w:eastAsia="zh-CN" w:bidi="ar"/>
         </w:rPr>
-        <w:t>+日期</w:t>
+        <w:t>+日期（日期为当前日期）</w:t>
       </w:r>
       <w:r>
         <w:rPr>
@@ -4557,7 +4374,7 @@
           <w:szCs w:val="20"/>
           <w:lang w:val="en-US" w:eastAsia="zh-CN" w:bidi="ar"/>
         </w:rPr>
-        <w:t>【即合同名称，自动带入】</w:t>
+        <w:t>【即合同名称，由合同自动带入】</w:t>
       </w:r>
       <w:r>
         <w:rPr>
@@ -4579,7 +4396,7 @@
           <w:szCs w:val="20"/>
           <w:lang w:val="en-US" w:eastAsia="zh-CN" w:bidi="ar"/>
         </w:rPr>
-        <w:t>【外包/自建，即合同类型，自动带入】、付款条件【页签，合同的付款条件，自动带入】</w:t>
+        <w:t>【外包/自建，即合同类型，由合同自动带入】、付款条件【页签，合同的付款条件，自动带入】</w:t>
       </w:r>
       <w:r>
         <w:rPr>
@@ -4714,7 +4531,7 @@
           <w:szCs w:val="20"/>
           <w:lang w:val="en-US" w:eastAsia="zh-CN" w:bidi="ar"/>
         </w:rPr>
-        <w:t>甲方项目经理</w:t>
+        <w:t>甲方项目经理，文本</w:t>
       </w:r>
       <w:r>
         <w:rPr>
@@ -4744,14 +4561,25 @@
         <w:ind w:left="0" w:right="0"/>
         <w:jc w:val="left"/>
         <w:rPr>
-          <w:rFonts w:ascii="宋体" w:hAnsi="宋体" w:eastAsia="宋体" w:cs="宋体"/>
-          <w:color w:val="000000"/>
-          <w:kern w:val="0"/>
-          <w:sz w:val="20"/>
-          <w:szCs w:val="20"/>
-          <w:lang w:val="en-US" w:eastAsia="zh-CN" w:bidi="ar"/>
-        </w:rPr>
-      </w:pPr>
+          <w:rFonts w:hint="default" w:ascii="宋体" w:hAnsi="宋体" w:eastAsia="宋体" w:cs="宋体"/>
+          <w:color w:val="000000"/>
+          <w:kern w:val="0"/>
+          <w:sz w:val="20"/>
+          <w:szCs w:val="20"/>
+          <w:lang w:val="en-US" w:eastAsia="zh-CN" w:bidi="ar"/>
+        </w:rPr>
+      </w:pPr>
+      <w:r>
+        <w:rPr>
+          <w:rFonts w:hint="eastAsia" w:ascii="宋体" w:hAnsi="宋体" w:eastAsia="宋体" w:cs="宋体"/>
+          <w:color w:val="000000"/>
+          <w:kern w:val="0"/>
+          <w:sz w:val="20"/>
+          <w:szCs w:val="20"/>
+          <w:lang w:val="en-US" w:eastAsia="zh-CN" w:bidi="ar"/>
+        </w:rPr>
+        <w:t>注：由合同自动带过来的信息不可编辑</w:t>
+      </w:r>
     </w:p>
     <w:p>
       <w:pPr>
@@ -4777,6 +4605,31 @@
           <w:lang w:val="en-US" w:eastAsia="zh-CN" w:bidi="ar"/>
         </w:rPr>
       </w:pPr>
+    </w:p>
+    <w:p>
+      <w:pPr>
+        <w:keepNext w:val="0"/>
+        <w:keepLines w:val="0"/>
+        <w:widowControl/>
+        <w:suppressLineNumbers w:val="0"/>
+        <w:pBdr>
+          <w:top w:val="none" w:color="auto" w:sz="0" w:space="0"/>
+          <w:left w:val="none" w:color="auto" w:sz="0" w:space="0"/>
+          <w:bottom w:val="none" w:color="auto" w:sz="0" w:space="0"/>
+          <w:right w:val="none" w:color="auto" w:sz="0" w:space="0"/>
+        </w:pBdr>
+        <w:spacing w:before="0" w:beforeAutospacing="0" w:after="0" w:afterAutospacing="0" w:line="240" w:lineRule="atLeast"/>
+        <w:ind w:left="0" w:right="0"/>
+        <w:jc w:val="left"/>
+        <w:rPr>
+          <w:rFonts w:ascii="宋体" w:hAnsi="宋体" w:eastAsia="宋体" w:cs="宋体"/>
+          <w:color w:val="000000"/>
+          <w:kern w:val="0"/>
+          <w:sz w:val="20"/>
+          <w:szCs w:val="20"/>
+          <w:lang w:val="en-US" w:eastAsia="zh-CN" w:bidi="ar"/>
+        </w:rPr>
+      </w:pPr>
       <w:r>
         <w:rPr>
           <w:rStyle w:val="9"/>
@@ -4899,14 +4752,6 @@
         <w:spacing w:before="0" w:beforeAutospacing="0" w:after="0" w:afterAutospacing="0" w:line="240" w:lineRule="atLeast"/>
         <w:ind w:left="0" w:right="0"/>
         <w:jc w:val="left"/>
-        <w:rPr>
-          <w:rFonts w:hint="default" w:ascii="宋体" w:hAnsi="宋体" w:eastAsia="宋体" w:cs="宋体"/>
-          <w:color w:val="000000"/>
-          <w:kern w:val="0"/>
-          <w:sz w:val="20"/>
-          <w:szCs w:val="20"/>
-          <w:lang w:val="en-US" w:eastAsia="zh-CN" w:bidi="ar"/>
-        </w:rPr>
       </w:pPr>
       <w:r>
         <w:drawing>
@@ -4927,7 +4772,7 @@
                     </pic:cNvPicPr>
                   </pic:nvPicPr>
                   <pic:blipFill>
-                    <a:blip r:embed="rId7"/>
+                    <a:blip r:embed="rId6"/>
                     <a:stretch>
                       <a:fillRect/>
                     </a:stretch>
@@ -4968,14 +4813,65 @@
         <w:ind w:left="0" w:right="0"/>
         <w:jc w:val="left"/>
         <w:rPr>
-          <w:rFonts w:ascii="宋体" w:hAnsi="宋体" w:eastAsia="宋体" w:cs="宋体"/>
-          <w:color w:val="000000"/>
-          <w:kern w:val="0"/>
-          <w:sz w:val="20"/>
-          <w:szCs w:val="20"/>
-          <w:lang w:val="en-US" w:eastAsia="zh-CN" w:bidi="ar"/>
-        </w:rPr>
-      </w:pPr>
+          <w:rFonts w:hint="eastAsia" w:eastAsiaTheme="minorEastAsia"/>
+          <w:lang w:val="en-US" w:eastAsia="zh-CN"/>
+        </w:rPr>
+      </w:pPr>
+    </w:p>
+    <w:p>
+      <w:pPr>
+        <w:keepNext w:val="0"/>
+        <w:keepLines w:val="0"/>
+        <w:widowControl/>
+        <w:suppressLineNumbers w:val="0"/>
+        <w:pBdr>
+          <w:top w:val="none" w:color="auto" w:sz="0" w:space="0"/>
+          <w:left w:val="none" w:color="auto" w:sz="0" w:space="0"/>
+          <w:bottom w:val="none" w:color="auto" w:sz="0" w:space="0"/>
+          <w:right w:val="none" w:color="auto" w:sz="0" w:space="0"/>
+        </w:pBdr>
+        <w:spacing w:before="0" w:beforeAutospacing="0" w:after="0" w:afterAutospacing="0" w:line="240" w:lineRule="atLeast"/>
+        <w:ind w:left="0" w:right="0"/>
+        <w:jc w:val="left"/>
+        <w:rPr>
+          <w:rFonts w:ascii="宋体" w:hAnsi="宋体" w:eastAsia="宋体" w:cs="宋体"/>
+          <w:color w:val="000000"/>
+          <w:kern w:val="0"/>
+          <w:sz w:val="20"/>
+          <w:szCs w:val="20"/>
+          <w:lang w:val="en-US" w:eastAsia="zh-CN" w:bidi="ar"/>
+        </w:rPr>
+      </w:pPr>
+    </w:p>
+    <w:p>
+      <w:pPr>
+        <w:pStyle w:val="3"/>
+        <w:keepNext w:val="0"/>
+        <w:keepLines w:val="0"/>
+        <w:widowControl/>
+        <w:suppressLineNumbers w:val="0"/>
+        <w:pBdr>
+          <w:top w:val="none" w:color="auto" w:sz="0" w:space="0"/>
+          <w:left w:val="none" w:color="auto" w:sz="0" w:space="0"/>
+          <w:bottom w:val="none" w:color="auto" w:sz="0" w:space="0"/>
+          <w:right w:val="none" w:color="auto" w:sz="0" w:space="0"/>
+        </w:pBdr>
+        <w:spacing w:before="0" w:beforeAutospacing="0" w:after="0" w:afterAutospacing="0" w:line="240" w:lineRule="atLeast"/>
+        <w:ind w:left="0" w:right="0"/>
+        <w:rPr>
+          <w:color w:val="000000"/>
+          <w:sz w:val="32"/>
+          <w:szCs w:val="32"/>
+        </w:rPr>
+      </w:pPr>
+      <w:r>
+        <w:rPr>
+          <w:color w:val="000000"/>
+          <w:sz w:val="32"/>
+          <w:szCs w:val="32"/>
+        </w:rPr>
+        <w:t>二期｜业务闭环</w:t>
+      </w:r>
     </w:p>
     <w:p>
       <w:pPr>
@@ -4993,7 +4889,37 @@
         <w:spacing w:before="0" w:beforeAutospacing="0" w:after="0" w:afterAutospacing="0" w:line="240" w:lineRule="atLeast"/>
         <w:ind w:left="0" w:right="0"/>
         <w:rPr>
-          <w:rFonts w:hint="eastAsia" w:eastAsia="宋体"/>
+          <w:color w:val="000000"/>
+          <w:sz w:val="32"/>
+          <w:szCs w:val="32"/>
+        </w:rPr>
+      </w:pPr>
+      <w:r>
+        <w:rPr>
+          <w:color w:val="000000"/>
+          <w:sz w:val="32"/>
+          <w:szCs w:val="32"/>
+        </w:rPr>
+        <w:t>6. 任务管理</w:t>
+      </w:r>
+    </w:p>
+    <w:p>
+      <w:pPr>
+        <w:pStyle w:val="5"/>
+        <w:keepNext w:val="0"/>
+        <w:keepLines w:val="0"/>
+        <w:widowControl/>
+        <w:suppressLineNumbers w:val="0"/>
+        <w:pBdr>
+          <w:top w:val="none" w:color="auto" w:sz="0" w:space="0"/>
+          <w:left w:val="none" w:color="auto" w:sz="0" w:space="0"/>
+          <w:bottom w:val="none" w:color="auto" w:sz="0" w:space="0"/>
+          <w:right w:val="none" w:color="auto" w:sz="0" w:space="0"/>
+        </w:pBdr>
+        <w:spacing w:before="0" w:beforeAutospacing="0" w:after="0" w:afterAutospacing="0" w:line="240" w:lineRule="atLeast"/>
+        <w:ind w:left="0" w:right="0"/>
+        <w:rPr>
+          <w:rFonts w:hint="eastAsia"/>
           <w:color w:val="000000"/>
           <w:sz w:val="24"/>
           <w:szCs w:val="24"/>
@@ -5006,7 +4932,7 @@
           <w:sz w:val="24"/>
           <w:szCs w:val="24"/>
         </w:rPr>
-        <w:t>5. SOW 管理</w:t>
+        <w:t>6.1 任务池</w:t>
       </w:r>
       <w:r>
         <w:rPr>
@@ -5016,7 +4942,7 @@
           <w:szCs w:val="24"/>
           <w:lang w:eastAsia="zh-CN"/>
         </w:rPr>
-        <w:t>【</w:t>
+        <w:t>（</w:t>
       </w:r>
       <w:r>
         <w:rPr>
@@ -5026,7 +4952,7 @@
           <w:szCs w:val="24"/>
           <w:lang w:val="en-US" w:eastAsia="zh-CN"/>
         </w:rPr>
-        <w:t>一期先不做</w:t>
+        <w:t>WBS</w:t>
       </w:r>
       <w:r>
         <w:rPr>
@@ -5036,553 +4962,113 @@
           <w:szCs w:val="24"/>
           <w:lang w:eastAsia="zh-CN"/>
         </w:rPr>
-        <w:t>】</w:t>
-      </w:r>
-    </w:p>
-    <w:p>
-      <w:pPr>
-        <w:keepNext w:val="0"/>
-        <w:keepLines w:val="0"/>
-        <w:widowControl/>
-        <w:suppressLineNumbers w:val="0"/>
-        <w:pBdr>
-          <w:top w:val="none" w:color="auto" w:sz="0" w:space="0"/>
-          <w:left w:val="none" w:color="auto" w:sz="0" w:space="0"/>
-          <w:bottom w:val="none" w:color="auto" w:sz="0" w:space="0"/>
-          <w:right w:val="none" w:color="auto" w:sz="0" w:space="0"/>
-        </w:pBdr>
-        <w:spacing w:before="0" w:beforeAutospacing="0" w:after="0" w:afterAutospacing="0" w:line="240" w:lineRule="atLeast"/>
-        <w:ind w:left="0" w:right="0"/>
-        <w:jc w:val="left"/>
-        <w:rPr>
-          <w:rFonts w:ascii="宋体" w:hAnsi="宋体" w:eastAsia="宋体" w:cs="宋体"/>
-          <w:color w:val="000000"/>
-          <w:kern w:val="0"/>
-          <w:sz w:val="20"/>
-          <w:szCs w:val="20"/>
-          <w:lang w:val="en-US" w:eastAsia="zh-CN" w:bidi="ar"/>
-        </w:rPr>
-      </w:pPr>
-      <w:r>
-        <w:rPr>
-          <w:rStyle w:val="9"/>
-          <w:rFonts w:ascii="宋体" w:hAnsi="宋体" w:eastAsia="宋体" w:cs="宋体"/>
-          <w:color w:val="000000"/>
-          <w:kern w:val="0"/>
-          <w:sz w:val="20"/>
-          <w:szCs w:val="20"/>
-          <w:lang w:val="en-US" w:eastAsia="zh-CN" w:bidi="ar"/>
-        </w:rPr>
-        <w:t>字段设计</w:t>
-      </w:r>
-      <w:r>
-        <w:rPr>
-          <w:rFonts w:ascii="宋体" w:hAnsi="宋体" w:eastAsia="宋体" w:cs="宋体"/>
-          <w:color w:val="000000"/>
-          <w:kern w:val="0"/>
-          <w:sz w:val="20"/>
-          <w:szCs w:val="20"/>
-          <w:lang w:val="en-US" w:eastAsia="zh-CN" w:bidi="ar"/>
-        </w:rPr>
-        <w:t xml:space="preserve"> </w:t>
-      </w:r>
-    </w:p>
-    <w:p>
-      <w:pPr>
-        <w:keepNext w:val="0"/>
-        <w:keepLines w:val="0"/>
-        <w:widowControl/>
-        <w:suppressLineNumbers w:val="0"/>
-        <w:pBdr>
-          <w:top w:val="none" w:color="auto" w:sz="0" w:space="0"/>
-          <w:left w:val="none" w:color="auto" w:sz="0" w:space="0"/>
-          <w:bottom w:val="none" w:color="auto" w:sz="0" w:space="0"/>
-          <w:right w:val="none" w:color="auto" w:sz="0" w:space="0"/>
-        </w:pBdr>
-        <w:spacing w:before="0" w:beforeAutospacing="0" w:after="0" w:afterAutospacing="0" w:line="240" w:lineRule="atLeast"/>
-        <w:ind w:left="0" w:right="0"/>
-        <w:jc w:val="left"/>
-        <w:rPr>
-          <w:rFonts w:ascii="宋体" w:hAnsi="宋体" w:eastAsia="宋体" w:cs="宋体"/>
-          <w:color w:val="000000"/>
-          <w:kern w:val="0"/>
-          <w:sz w:val="20"/>
-          <w:szCs w:val="20"/>
-          <w:lang w:val="en-US" w:eastAsia="zh-CN" w:bidi="ar"/>
-        </w:rPr>
-      </w:pPr>
-      <w:r>
-        <w:rPr>
-          <w:rFonts w:ascii="宋体" w:hAnsi="宋体" w:eastAsia="宋体" w:cs="宋体"/>
-          <w:color w:val="000000"/>
-          <w:kern w:val="0"/>
-          <w:sz w:val="20"/>
-          <w:szCs w:val="20"/>
-          <w:lang w:val="en-US" w:eastAsia="zh-CN" w:bidi="ar"/>
-        </w:rPr>
-        <w:t xml:space="preserve">项目 ID、SOW 版本、实施范围、产品明细、甲方信息、实施主体、创建时间 </w:t>
-      </w:r>
-    </w:p>
-    <w:p>
-      <w:pPr>
-        <w:keepNext w:val="0"/>
-        <w:keepLines w:val="0"/>
-        <w:widowControl/>
-        <w:suppressLineNumbers w:val="0"/>
-        <w:pBdr>
-          <w:top w:val="none" w:color="auto" w:sz="0" w:space="0"/>
-          <w:left w:val="none" w:color="auto" w:sz="0" w:space="0"/>
-          <w:bottom w:val="none" w:color="auto" w:sz="0" w:space="0"/>
-          <w:right w:val="none" w:color="auto" w:sz="0" w:space="0"/>
-        </w:pBdr>
-        <w:spacing w:before="0" w:beforeAutospacing="0" w:after="0" w:afterAutospacing="0" w:line="240" w:lineRule="atLeast"/>
-        <w:ind w:left="0" w:right="0"/>
-        <w:jc w:val="left"/>
-        <w:rPr>
-          <w:rFonts w:ascii="宋体" w:hAnsi="宋体" w:eastAsia="宋体" w:cs="宋体"/>
-          <w:color w:val="000000"/>
-          <w:kern w:val="0"/>
-          <w:sz w:val="20"/>
-          <w:szCs w:val="20"/>
-          <w:lang w:val="en-US" w:eastAsia="zh-CN" w:bidi="ar"/>
-        </w:rPr>
-      </w:pPr>
-      <w:r>
-        <w:rPr>
-          <w:rStyle w:val="9"/>
-          <w:rFonts w:ascii="宋体" w:hAnsi="宋体" w:eastAsia="宋体" w:cs="宋体"/>
-          <w:color w:val="000000"/>
-          <w:kern w:val="0"/>
-          <w:sz w:val="20"/>
-          <w:szCs w:val="20"/>
-          <w:lang w:val="en-US" w:eastAsia="zh-CN" w:bidi="ar"/>
-        </w:rPr>
-        <w:t>实现效果</w:t>
-      </w:r>
-      <w:r>
-        <w:rPr>
-          <w:rFonts w:ascii="宋体" w:hAnsi="宋体" w:eastAsia="宋体" w:cs="宋体"/>
-          <w:color w:val="000000"/>
-          <w:kern w:val="0"/>
-          <w:sz w:val="20"/>
-          <w:szCs w:val="20"/>
-          <w:lang w:val="en-US" w:eastAsia="zh-CN" w:bidi="ar"/>
-        </w:rPr>
-        <w:t xml:space="preserve"> </w:t>
-      </w:r>
-    </w:p>
-    <w:p>
-      <w:pPr>
-        <w:keepNext w:val="0"/>
-        <w:keepLines w:val="0"/>
-        <w:widowControl/>
-        <w:suppressLineNumbers w:val="0"/>
-        <w:pBdr>
-          <w:top w:val="none" w:color="auto" w:sz="0" w:space="0"/>
-          <w:left w:val="none" w:color="auto" w:sz="0" w:space="0"/>
-          <w:bottom w:val="none" w:color="auto" w:sz="0" w:space="0"/>
-          <w:right w:val="none" w:color="auto" w:sz="0" w:space="0"/>
-        </w:pBdr>
-        <w:spacing w:before="0" w:beforeAutospacing="0" w:after="0" w:afterAutospacing="0" w:line="240" w:lineRule="atLeast"/>
-        <w:ind w:left="0" w:right="0"/>
-        <w:jc w:val="left"/>
-        <w:rPr>
-          <w:color w:val="000000"/>
-          <w:sz w:val="20"/>
-          <w:szCs w:val="20"/>
-        </w:rPr>
-      </w:pPr>
-      <w:r>
-        <w:rPr>
-          <w:rFonts w:ascii="宋体" w:hAnsi="宋体" w:eastAsia="宋体" w:cs="宋体"/>
-          <w:color w:val="000000"/>
-          <w:kern w:val="0"/>
-          <w:sz w:val="20"/>
-          <w:szCs w:val="20"/>
-          <w:lang w:val="en-US" w:eastAsia="zh-CN" w:bidi="ar"/>
-        </w:rPr>
-        <w:t>自动生成 SOW、可导出 Word/PDF</w:t>
-      </w:r>
-    </w:p>
-    <w:p>
-      <w:pPr>
-        <w:keepNext w:val="0"/>
-        <w:keepLines w:val="0"/>
-        <w:widowControl/>
-        <w:suppressLineNumbers w:val="0"/>
-        <w:pBdr>
-          <w:top w:val="none" w:color="auto" w:sz="0" w:space="0"/>
-          <w:left w:val="none" w:color="auto" w:sz="0" w:space="0"/>
-          <w:bottom w:val="none" w:color="auto" w:sz="0" w:space="0"/>
-          <w:right w:val="none" w:color="auto" w:sz="0" w:space="0"/>
-        </w:pBdr>
-        <w:spacing w:before="0" w:beforeAutospacing="0" w:after="0" w:afterAutospacing="0" w:line="240" w:lineRule="atLeast"/>
-        <w:ind w:left="0" w:right="0"/>
-        <w:jc w:val="left"/>
-        <w:rPr>
-          <w:color w:val="000000"/>
-          <w:sz w:val="20"/>
-          <w:szCs w:val="20"/>
-        </w:rPr>
-      </w:pPr>
-      <w:r>
-        <w:rPr>
-          <w:rStyle w:val="9"/>
-          <w:rFonts w:ascii="宋体" w:hAnsi="宋体" w:eastAsia="宋体" w:cs="宋体"/>
-          <w:color w:val="000000"/>
-          <w:kern w:val="0"/>
-          <w:sz w:val="20"/>
-          <w:szCs w:val="20"/>
-          <w:lang w:val="en-US" w:eastAsia="zh-CN" w:bidi="ar"/>
-        </w:rPr>
-        <w:t>原型图</w:t>
-      </w:r>
-    </w:p>
-    <w:p>
-      <w:pPr>
-        <w:keepNext w:val="0"/>
-        <w:keepLines w:val="0"/>
-        <w:widowControl/>
-        <w:suppressLineNumbers w:val="0"/>
-        <w:pBdr>
-          <w:top w:val="none" w:color="auto" w:sz="0" w:space="0"/>
-          <w:left w:val="none" w:color="auto" w:sz="0" w:space="0"/>
-          <w:bottom w:val="none" w:color="auto" w:sz="0" w:space="0"/>
-          <w:right w:val="none" w:color="auto" w:sz="0" w:space="0"/>
-        </w:pBdr>
-        <w:bidi w:val="0"/>
-        <w:spacing w:before="0" w:beforeAutospacing="0" w:after="0" w:afterAutospacing="0" w:line="240" w:lineRule="atLeast"/>
-        <w:ind w:left="0" w:right="0"/>
-        <w:jc w:val="left"/>
-        <w:rPr>
-          <w:color w:val="000000"/>
-          <w:sz w:val="16"/>
-          <w:szCs w:val="16"/>
-        </w:rPr>
-      </w:pPr>
-      <w:r>
-        <w:rPr>
-          <w:rFonts w:ascii="宋体" w:hAnsi="宋体" w:eastAsia="宋体" w:cs="宋体"/>
-          <w:color w:val="000000"/>
-          <w:kern w:val="0"/>
-          <w:sz w:val="16"/>
-          <w:szCs w:val="16"/>
-          <w:lang w:val="en-US" w:eastAsia="zh-CN" w:bidi="ar"/>
-        </w:rPr>
-        <w:t>plaintext</w:t>
-      </w:r>
-    </w:p>
-    <w:p>
-      <w:pPr>
-        <w:pStyle w:val="6"/>
-        <w:keepNext w:val="0"/>
-        <w:keepLines w:val="0"/>
-        <w:widowControl/>
-        <w:suppressLineNumbers w:val="0"/>
-        <w:pBdr>
-          <w:top w:val="none" w:color="auto" w:sz="0" w:space="0"/>
-          <w:left w:val="none" w:color="auto" w:sz="0" w:space="0"/>
-          <w:bottom w:val="none" w:color="auto" w:sz="0" w:space="0"/>
-          <w:right w:val="none" w:color="auto" w:sz="0" w:space="0"/>
-        </w:pBdr>
-        <w:spacing w:before="162" w:beforeAutospacing="0" w:after="80" w:afterAutospacing="0" w:line="240" w:lineRule="atLeast"/>
-        <w:ind w:left="0" w:right="0"/>
-        <w:rPr>
-          <w:rStyle w:val="11"/>
-          <w:color w:val="000000"/>
-          <w:sz w:val="16"/>
-          <w:szCs w:val="16"/>
-        </w:rPr>
-      </w:pPr>
-      <w:r>
-        <w:rPr>
-          <w:rStyle w:val="11"/>
-          <w:color w:val="000000"/>
-          <w:sz w:val="16"/>
-          <w:szCs w:val="16"/>
-        </w:rPr>
-        <w:t>┌─────────────────────────────────┐</w:t>
-      </w:r>
-    </w:p>
-    <w:p>
-      <w:pPr>
-        <w:pStyle w:val="6"/>
-        <w:keepNext w:val="0"/>
-        <w:keepLines w:val="0"/>
-        <w:widowControl/>
-        <w:suppressLineNumbers w:val="0"/>
-        <w:pBdr>
-          <w:top w:val="none" w:color="auto" w:sz="0" w:space="0"/>
-          <w:left w:val="none" w:color="auto" w:sz="0" w:space="0"/>
-          <w:bottom w:val="none" w:color="auto" w:sz="0" w:space="0"/>
-          <w:right w:val="none" w:color="auto" w:sz="0" w:space="0"/>
-        </w:pBdr>
-        <w:spacing w:before="162" w:beforeAutospacing="0" w:after="80" w:afterAutospacing="0" w:line="240" w:lineRule="atLeast"/>
-        <w:ind w:left="0" w:right="0"/>
-        <w:rPr>
-          <w:rStyle w:val="11"/>
-          <w:color w:val="000000"/>
-          <w:sz w:val="16"/>
-          <w:szCs w:val="16"/>
-        </w:rPr>
-      </w:pPr>
-      <w:r>
-        <w:rPr>
-          <w:rStyle w:val="11"/>
-          <w:color w:val="000000"/>
-          <w:sz w:val="16"/>
-          <w:szCs w:val="16"/>
-        </w:rPr>
-        <w:t>│ SOW 项目工作说明书                │</w:t>
-      </w:r>
-    </w:p>
-    <w:p>
-      <w:pPr>
-        <w:pStyle w:val="6"/>
-        <w:keepNext w:val="0"/>
-        <w:keepLines w:val="0"/>
-        <w:widowControl/>
-        <w:suppressLineNumbers w:val="0"/>
-        <w:pBdr>
-          <w:top w:val="none" w:color="auto" w:sz="0" w:space="0"/>
-          <w:left w:val="none" w:color="auto" w:sz="0" w:space="0"/>
-          <w:bottom w:val="none" w:color="auto" w:sz="0" w:space="0"/>
-          <w:right w:val="none" w:color="auto" w:sz="0" w:space="0"/>
-        </w:pBdr>
-        <w:spacing w:before="162" w:beforeAutospacing="0" w:after="80" w:afterAutospacing="0" w:line="240" w:lineRule="atLeast"/>
-        <w:ind w:left="0" w:right="0"/>
-        <w:rPr>
-          <w:rStyle w:val="11"/>
-          <w:color w:val="000000"/>
-          <w:sz w:val="16"/>
-          <w:szCs w:val="16"/>
-        </w:rPr>
-      </w:pPr>
-      <w:r>
-        <w:rPr>
-          <w:rStyle w:val="11"/>
-          <w:color w:val="000000"/>
-          <w:sz w:val="16"/>
-          <w:szCs w:val="16"/>
-        </w:rPr>
-        <w:t>│ 项目名称：XXX                    │</w:t>
-      </w:r>
-    </w:p>
-    <w:p>
-      <w:pPr>
-        <w:pStyle w:val="6"/>
-        <w:keepNext w:val="0"/>
-        <w:keepLines w:val="0"/>
-        <w:widowControl/>
-        <w:suppressLineNumbers w:val="0"/>
-        <w:pBdr>
-          <w:top w:val="none" w:color="auto" w:sz="0" w:space="0"/>
-          <w:left w:val="none" w:color="auto" w:sz="0" w:space="0"/>
-          <w:bottom w:val="none" w:color="auto" w:sz="0" w:space="0"/>
-          <w:right w:val="none" w:color="auto" w:sz="0" w:space="0"/>
-        </w:pBdr>
-        <w:spacing w:before="162" w:beforeAutospacing="0" w:after="80" w:afterAutospacing="0" w:line="240" w:lineRule="atLeast"/>
-        <w:ind w:left="0" w:right="0"/>
-        <w:rPr>
-          <w:rStyle w:val="11"/>
-          <w:color w:val="000000"/>
-          <w:sz w:val="16"/>
-          <w:szCs w:val="16"/>
-        </w:rPr>
-      </w:pPr>
-      <w:r>
-        <w:rPr>
-          <w:rStyle w:val="11"/>
-          <w:color w:val="000000"/>
-          <w:sz w:val="16"/>
-          <w:szCs w:val="16"/>
-        </w:rPr>
-        <w:t>│ 实施范围：……                    │</w:t>
-      </w:r>
-    </w:p>
-    <w:p>
-      <w:pPr>
-        <w:pStyle w:val="6"/>
-        <w:keepNext w:val="0"/>
-        <w:keepLines w:val="0"/>
-        <w:widowControl/>
-        <w:suppressLineNumbers w:val="0"/>
-        <w:pBdr>
-          <w:top w:val="none" w:color="auto" w:sz="0" w:space="0"/>
-          <w:left w:val="none" w:color="auto" w:sz="0" w:space="0"/>
-          <w:bottom w:val="none" w:color="auto" w:sz="0" w:space="0"/>
-          <w:right w:val="none" w:color="auto" w:sz="0" w:space="0"/>
-        </w:pBdr>
-        <w:spacing w:before="162" w:beforeAutospacing="0" w:after="80" w:afterAutospacing="0" w:line="240" w:lineRule="atLeast"/>
-        <w:ind w:left="0" w:right="0"/>
-        <w:rPr>
-          <w:rStyle w:val="11"/>
-          <w:color w:val="000000"/>
-          <w:sz w:val="16"/>
-          <w:szCs w:val="16"/>
-        </w:rPr>
-      </w:pPr>
-      <w:r>
-        <w:rPr>
-          <w:rStyle w:val="11"/>
-          <w:color w:val="000000"/>
-          <w:sz w:val="16"/>
-          <w:szCs w:val="16"/>
-        </w:rPr>
-        <w:t>│ 产品明细：……                    │</w:t>
-      </w:r>
-    </w:p>
-    <w:p>
-      <w:pPr>
-        <w:pStyle w:val="6"/>
-        <w:keepNext w:val="0"/>
-        <w:keepLines w:val="0"/>
-        <w:widowControl/>
-        <w:suppressLineNumbers w:val="0"/>
-        <w:pBdr>
-          <w:top w:val="none" w:color="auto" w:sz="0" w:space="0"/>
-          <w:left w:val="none" w:color="auto" w:sz="0" w:space="0"/>
-          <w:bottom w:val="none" w:color="auto" w:sz="0" w:space="0"/>
-          <w:right w:val="none" w:color="auto" w:sz="0" w:space="0"/>
-        </w:pBdr>
-        <w:spacing w:before="162" w:beforeAutospacing="0" w:after="80" w:afterAutospacing="0" w:line="240" w:lineRule="atLeast"/>
-        <w:ind w:left="0" w:right="0"/>
-        <w:rPr>
-          <w:rStyle w:val="11"/>
-          <w:color w:val="000000"/>
-          <w:sz w:val="16"/>
-          <w:szCs w:val="16"/>
-        </w:rPr>
-      </w:pPr>
-      <w:r>
-        <w:rPr>
-          <w:rStyle w:val="11"/>
-          <w:color w:val="000000"/>
-          <w:sz w:val="16"/>
-          <w:szCs w:val="16"/>
-        </w:rPr>
-        <w:t>│ [导出 Word] [导出 PDF]           │</w:t>
-      </w:r>
-    </w:p>
-    <w:p>
-      <w:pPr>
-        <w:pStyle w:val="6"/>
-        <w:keepNext w:val="0"/>
-        <w:keepLines w:val="0"/>
-        <w:widowControl/>
-        <w:suppressLineNumbers w:val="0"/>
-        <w:pBdr>
-          <w:top w:val="none" w:color="auto" w:sz="0" w:space="0"/>
-          <w:left w:val="none" w:color="auto" w:sz="0" w:space="0"/>
-          <w:bottom w:val="none" w:color="auto" w:sz="0" w:space="0"/>
-          <w:right w:val="none" w:color="auto" w:sz="0" w:space="0"/>
-        </w:pBdr>
-        <w:spacing w:before="162" w:beforeAutospacing="0" w:after="80" w:afterAutospacing="0" w:line="240" w:lineRule="atLeast"/>
-        <w:ind w:left="0" w:right="0"/>
-        <w:rPr>
-          <w:color w:val="000000"/>
-          <w:sz w:val="16"/>
-          <w:szCs w:val="16"/>
-        </w:rPr>
-      </w:pPr>
-      <w:r>
-        <w:rPr>
-          <w:rStyle w:val="11"/>
-          <w:color w:val="000000"/>
-          <w:sz w:val="16"/>
-          <w:szCs w:val="16"/>
-        </w:rPr>
-        <w:t>└─────────────────────────────────┘</w:t>
-      </w:r>
-    </w:p>
-    <w:p>
-      <w:pPr>
-        <w:pStyle w:val="3"/>
-        <w:keepNext w:val="0"/>
-        <w:keepLines w:val="0"/>
-        <w:widowControl/>
-        <w:suppressLineNumbers w:val="0"/>
-        <w:pBdr>
-          <w:top w:val="none" w:color="auto" w:sz="0" w:space="0"/>
-          <w:left w:val="none" w:color="auto" w:sz="0" w:space="0"/>
-          <w:bottom w:val="none" w:color="auto" w:sz="0" w:space="0"/>
-          <w:right w:val="none" w:color="auto" w:sz="0" w:space="0"/>
-        </w:pBdr>
-        <w:spacing w:before="0" w:beforeAutospacing="0" w:after="0" w:afterAutospacing="0" w:line="240" w:lineRule="atLeast"/>
-        <w:ind w:left="0" w:right="0"/>
-        <w:rPr>
-          <w:color w:val="000000"/>
-          <w:sz w:val="32"/>
-          <w:szCs w:val="32"/>
-        </w:rPr>
-      </w:pPr>
-      <w:r>
-        <w:rPr>
-          <w:color w:val="000000"/>
-          <w:sz w:val="32"/>
-          <w:szCs w:val="32"/>
-        </w:rPr>
-        <w:t>二期｜业务闭环</w:t>
-      </w:r>
-    </w:p>
-    <w:p>
-      <w:pPr>
-        <w:pStyle w:val="4"/>
-        <w:keepNext w:val="0"/>
-        <w:keepLines w:val="0"/>
-        <w:widowControl/>
-        <w:suppressLineNumbers w:val="0"/>
-        <w:pBdr>
-          <w:top w:val="none" w:color="auto" w:sz="0" w:space="0"/>
-          <w:left w:val="none" w:color="auto" w:sz="0" w:space="0"/>
-          <w:bottom w:val="none" w:color="auto" w:sz="0" w:space="0"/>
-          <w:right w:val="none" w:color="auto" w:sz="0" w:space="0"/>
-        </w:pBdr>
-        <w:spacing w:before="0" w:beforeAutospacing="0" w:after="0" w:afterAutospacing="0" w:line="240" w:lineRule="atLeast"/>
-        <w:ind w:left="0" w:right="0"/>
-        <w:rPr>
-          <w:color w:val="000000"/>
-          <w:sz w:val="32"/>
-          <w:szCs w:val="32"/>
-        </w:rPr>
-      </w:pPr>
-      <w:r>
-        <w:rPr>
-          <w:color w:val="000000"/>
-          <w:sz w:val="32"/>
-          <w:szCs w:val="32"/>
-        </w:rPr>
-        <w:t>6. 任务管理</w:t>
-      </w:r>
-    </w:p>
-    <w:p>
-      <w:pPr>
-        <w:pStyle w:val="5"/>
-        <w:keepNext w:val="0"/>
-        <w:keepLines w:val="0"/>
-        <w:widowControl/>
-        <w:suppressLineNumbers w:val="0"/>
-        <w:pBdr>
-          <w:top w:val="none" w:color="auto" w:sz="0" w:space="0"/>
-          <w:left w:val="none" w:color="auto" w:sz="0" w:space="0"/>
-          <w:bottom w:val="none" w:color="auto" w:sz="0" w:space="0"/>
-          <w:right w:val="none" w:color="auto" w:sz="0" w:space="0"/>
-        </w:pBdr>
-        <w:spacing w:before="0" w:beforeAutospacing="0" w:after="0" w:afterAutospacing="0" w:line="240" w:lineRule="atLeast"/>
-        <w:ind w:left="0" w:right="0"/>
-        <w:rPr>
-          <w:color w:val="000000"/>
+        <w:t>）</w:t>
+      </w:r>
+    </w:p>
+    <w:p>
+      <w:pPr>
+        <w:rPr>
+          <w:rFonts w:hint="eastAsia"/>
+          <w:lang w:val="en-US" w:eastAsia="zh-CN"/>
+        </w:rPr>
+      </w:pPr>
+      <w:r>
+        <w:rPr>
+          <w:rFonts w:hint="eastAsia"/>
+          <w:lang w:val="en-US" w:eastAsia="zh-CN"/>
+        </w:rPr>
+        <w:t>展示参考截图如下：</w:t>
+      </w:r>
+    </w:p>
+    <w:p>
+      <w:pPr>
+        <w:rPr>
+          <w:rFonts w:ascii="宋体" w:hAnsi="宋体" w:eastAsia="宋体" w:cs="宋体"/>
           <w:sz w:val="24"/>
           <w:szCs w:val="24"/>
         </w:rPr>
       </w:pPr>
       <w:r>
         <w:rPr>
-          <w:color w:val="000000"/>
+          <w:rFonts w:ascii="宋体" w:hAnsi="宋体" w:eastAsia="宋体" w:cs="宋体"/>
           <w:sz w:val="24"/>
           <w:szCs w:val="24"/>
         </w:rPr>
-        <w:t>6.1 任务池（模板）</w:t>
+        <w:drawing>
+          <wp:inline distT="0" distB="0" distL="114300" distR="114300">
+            <wp:extent cx="5264150" cy="2798445"/>
+            <wp:effectExtent l="0" t="0" r="6350" b="8255"/>
+            <wp:docPr id="2" name="图片 2" descr="IMG_256"/>
+            <wp:cNvGraphicFramePr>
+              <a:graphicFrameLocks xmlns:a="http://schemas.openxmlformats.org/drawingml/2006/main" noChangeAspect="1"/>
+            </wp:cNvGraphicFramePr>
+            <a:graphic xmlns:a="http://schemas.openxmlformats.org/drawingml/2006/main">
+              <a:graphicData uri="http://schemas.openxmlformats.org/drawingml/2006/picture">
+                <pic:pic xmlns:pic="http://schemas.openxmlformats.org/drawingml/2006/picture">
+                  <pic:nvPicPr>
+                    <pic:cNvPr id="2" name="图片 2" descr="IMG_256"/>
+                    <pic:cNvPicPr>
+                      <a:picLocks noChangeAspect="1"/>
+                    </pic:cNvPicPr>
+                  </pic:nvPicPr>
+                  <pic:blipFill>
+                    <a:blip r:embed="rId7"/>
+                    <a:stretch>
+                      <a:fillRect/>
+                    </a:stretch>
+                  </pic:blipFill>
+                  <pic:spPr>
+                    <a:xfrm>
+                      <a:off x="0" y="0"/>
+                      <a:ext cx="5264150" cy="2798445"/>
+                    </a:xfrm>
+                    <a:prstGeom prst="rect">
+                      <a:avLst/>
+                    </a:prstGeom>
+                    <a:noFill/>
+                    <a:ln w="9525">
+                      <a:noFill/>
+                    </a:ln>
+                  </pic:spPr>
+                </pic:pic>
+              </a:graphicData>
+            </a:graphic>
+          </wp:inline>
+        </w:drawing>
+      </w:r>
+    </w:p>
+    <w:p>
+      <w:pPr>
+        <w:rPr>
+          <w:rFonts w:hint="eastAsia" w:ascii="宋体" w:hAnsi="宋体" w:eastAsia="宋体" w:cs="宋体"/>
+          <w:sz w:val="24"/>
+          <w:szCs w:val="24"/>
+          <w:lang w:val="en-US" w:eastAsia="zh-CN"/>
+        </w:rPr>
+      </w:pPr>
+    </w:p>
+    <w:p>
+      <w:pPr>
+        <w:rPr>
+          <w:rFonts w:hint="default"/>
+          <w:lang w:val="en-US" w:eastAsia="zh-CN"/>
+        </w:rPr>
+      </w:pPr>
+      <w:r>
+        <w:rPr>
+          <w:rFonts w:hint="eastAsia"/>
+          <w:lang w:val="en-US" w:eastAsia="zh-CN"/>
+        </w:rPr>
+        <w:t>业务流程：任务池是一个树状结构页面，任务池按照实施方法论，分几个阶段，设置多层任务，例如二级任务发送给项目经理，推送到日程，三级任务推送给实施顾问或实习生，按照任务优先分配给实习生，并推送给实施顾问监督，任务可插入，可导入，每个任务与项目类型、产品类型对应，开发时每个项目类型、产品类型</w:t>
+      </w:r>
+      <w:bookmarkStart w:id="0" w:name="_GoBack"/>
+      <w:bookmarkEnd w:id="0"/>
+      <w:r>
+        <w:rPr>
+          <w:rFonts w:hint="eastAsia"/>
+          <w:lang w:val="en-US" w:eastAsia="zh-CN"/>
+        </w:rPr>
+        <w:t>对应一个任务池</w:t>
       </w:r>
     </w:p>
     <w:p>
@@ -5659,14 +5145,80 @@
       </w:pPr>
       <w:r>
         <w:rPr>
-          <w:rFonts w:ascii="宋体" w:hAnsi="宋体" w:eastAsia="宋体" w:cs="宋体"/>
-          <w:color w:val="000000"/>
-          <w:kern w:val="0"/>
-          <w:sz w:val="20"/>
-          <w:szCs w:val="20"/>
-          <w:lang w:val="en-US" w:eastAsia="zh-CN" w:bidi="ar"/>
-        </w:rPr>
-        <w:t xml:space="preserve">模板 ID、任务名称、描述、标准文档、附件、工时定额、话术、风险预案、是否必填 </w:t>
+          <w:rFonts w:hint="eastAsia" w:ascii="宋体" w:hAnsi="宋体" w:eastAsia="宋体" w:cs="宋体"/>
+          <w:color w:val="000000"/>
+          <w:kern w:val="0"/>
+          <w:sz w:val="20"/>
+          <w:szCs w:val="20"/>
+          <w:lang w:val="en-US" w:eastAsia="zh-CN" w:bidi="ar"/>
+        </w:rPr>
+        <w:t>项目类型【自建/外包】，产品类型【对应项目立项中的产品范围页签】、任务池</w:t>
+      </w:r>
+      <w:r>
+        <w:rPr>
+          <w:rFonts w:ascii="宋体" w:hAnsi="宋体" w:eastAsia="宋体" w:cs="宋体"/>
+          <w:color w:val="000000"/>
+          <w:kern w:val="0"/>
+          <w:sz w:val="20"/>
+          <w:szCs w:val="20"/>
+          <w:lang w:val="en-US" w:eastAsia="zh-CN" w:bidi="ar"/>
+        </w:rPr>
+        <w:t>ID、</w:t>
+      </w:r>
+      <w:r>
+        <w:rPr>
+          <w:rFonts w:hint="eastAsia" w:ascii="宋体" w:hAnsi="宋体" w:eastAsia="宋体" w:cs="宋体"/>
+          <w:color w:val="000000"/>
+          <w:kern w:val="0"/>
+          <w:sz w:val="20"/>
+          <w:szCs w:val="20"/>
+          <w:lang w:val="en-US" w:eastAsia="zh-CN" w:bidi="ar"/>
+        </w:rPr>
+        <w:t>WBS序号、任务名称、任务类型，任务描述，标准工作文档，产品【设计是想根据产品、任务类型自动匹配任务】、附件（根据项目类型，设置必选项），任务工时（人天），</w:t>
+      </w:r>
+      <w:r>
+        <w:rPr>
+          <w:rFonts w:ascii="宋体" w:hAnsi="宋体" w:eastAsia="宋体" w:cs="宋体"/>
+          <w:color w:val="000000"/>
+          <w:kern w:val="0"/>
+          <w:sz w:val="20"/>
+          <w:szCs w:val="20"/>
+          <w:lang w:val="en-US" w:eastAsia="zh-CN" w:bidi="ar"/>
+        </w:rPr>
+        <w:t>标准文档</w:t>
+      </w:r>
+      <w:r>
+        <w:rPr>
+          <w:rFonts w:hint="eastAsia" w:ascii="宋体" w:hAnsi="宋体" w:eastAsia="宋体" w:cs="宋体"/>
+          <w:color w:val="000000"/>
+          <w:kern w:val="0"/>
+          <w:sz w:val="20"/>
+          <w:szCs w:val="20"/>
+          <w:lang w:val="en-US" w:eastAsia="zh-CN" w:bidi="ar"/>
+        </w:rPr>
+        <w:t>【附件形式】、任务学习资料链接【大文本】，</w:t>
+      </w:r>
+      <w:r>
+        <w:rPr>
+          <w:rFonts w:ascii="宋体" w:hAnsi="宋体" w:eastAsia="宋体" w:cs="宋体"/>
+          <w:color w:val="000000"/>
+          <w:kern w:val="0"/>
+          <w:sz w:val="20"/>
+          <w:szCs w:val="20"/>
+          <w:lang w:val="en-US" w:eastAsia="zh-CN" w:bidi="ar"/>
+        </w:rPr>
+        <w:t>风险预案</w:t>
+      </w:r>
+      <w:r>
+        <w:rPr>
+          <w:rFonts w:hint="eastAsia" w:ascii="宋体" w:hAnsi="宋体" w:eastAsia="宋体" w:cs="宋体"/>
+          <w:color w:val="000000"/>
+          <w:kern w:val="0"/>
+          <w:sz w:val="20"/>
+          <w:szCs w:val="20"/>
+          <w:lang w:val="en-US" w:eastAsia="zh-CN" w:bidi="ar"/>
+        </w:rPr>
+        <w:t>【文本】，任务话术【大文本】</w:t>
       </w:r>
     </w:p>
     <w:p>
@@ -5693,6 +5245,133 @@
           <w:lang w:val="en-US" w:eastAsia="zh-CN" w:bidi="ar"/>
         </w:rPr>
       </w:pPr>
+    </w:p>
+    <w:p>
+      <w:pPr>
+        <w:keepNext w:val="0"/>
+        <w:keepLines w:val="0"/>
+        <w:widowControl/>
+        <w:suppressLineNumbers w:val="0"/>
+        <w:pBdr>
+          <w:top w:val="none" w:color="auto" w:sz="0" w:space="0"/>
+          <w:left w:val="none" w:color="auto" w:sz="0" w:space="0"/>
+          <w:bottom w:val="none" w:color="auto" w:sz="0" w:space="0"/>
+          <w:right w:val="none" w:color="auto" w:sz="0" w:space="0"/>
+        </w:pBdr>
+        <w:spacing w:before="0" w:beforeAutospacing="0" w:after="0" w:afterAutospacing="0" w:line="240" w:lineRule="atLeast"/>
+        <w:ind w:left="0" w:right="0"/>
+        <w:jc w:val="left"/>
+        <w:rPr>
+          <w:rFonts w:ascii="宋体" w:hAnsi="宋体" w:eastAsia="宋体" w:cs="宋体"/>
+          <w:color w:val="000000"/>
+          <w:kern w:val="0"/>
+          <w:sz w:val="20"/>
+          <w:szCs w:val="20"/>
+          <w:lang w:val="en-US" w:eastAsia="zh-CN" w:bidi="ar"/>
+        </w:rPr>
+      </w:pPr>
+      <w:r>
+        <w:rPr>
+          <w:rFonts w:hint="eastAsia" w:ascii="宋体" w:hAnsi="宋体" w:eastAsia="宋体" w:cs="宋体"/>
+          <w:color w:val="000000"/>
+          <w:kern w:val="0"/>
+          <w:sz w:val="20"/>
+          <w:szCs w:val="20"/>
+          <w:lang w:val="en-US" w:eastAsia="zh-CN" w:bidi="ar"/>
+        </w:rPr>
+        <w:t>序号【序号按照截图序号规则排序】、</w:t>
+      </w:r>
+      <w:r>
+        <w:rPr>
+          <w:rFonts w:ascii="宋体" w:hAnsi="宋体" w:eastAsia="宋体" w:cs="宋体"/>
+          <w:color w:val="000000"/>
+          <w:kern w:val="0"/>
+          <w:sz w:val="20"/>
+          <w:szCs w:val="20"/>
+          <w:lang w:val="en-US" w:eastAsia="zh-CN" w:bidi="ar"/>
+        </w:rPr>
+        <w:t>任务名称</w:t>
+      </w:r>
+      <w:r>
+        <w:rPr>
+          <w:rFonts w:hint="eastAsia" w:ascii="宋体" w:hAnsi="宋体" w:eastAsia="宋体" w:cs="宋体"/>
+          <w:color w:val="000000"/>
+          <w:kern w:val="0"/>
+          <w:sz w:val="20"/>
+          <w:szCs w:val="20"/>
+          <w:lang w:val="en-US" w:eastAsia="zh-CN" w:bidi="ar"/>
+        </w:rPr>
+        <w:t>【文本】</w:t>
+      </w:r>
+      <w:r>
+        <w:rPr>
+          <w:rFonts w:ascii="宋体" w:hAnsi="宋体" w:eastAsia="宋体" w:cs="宋体"/>
+          <w:color w:val="000000"/>
+          <w:kern w:val="0"/>
+          <w:sz w:val="20"/>
+          <w:szCs w:val="20"/>
+          <w:lang w:val="en-US" w:eastAsia="zh-CN" w:bidi="ar"/>
+        </w:rPr>
+        <w:t>、描述</w:t>
+      </w:r>
+      <w:r>
+        <w:rPr>
+          <w:rFonts w:hint="eastAsia" w:ascii="宋体" w:hAnsi="宋体" w:eastAsia="宋体" w:cs="宋体"/>
+          <w:color w:val="000000"/>
+          <w:kern w:val="0"/>
+          <w:sz w:val="20"/>
+          <w:szCs w:val="20"/>
+          <w:lang w:val="en-US" w:eastAsia="zh-CN" w:bidi="ar"/>
+        </w:rPr>
+        <w:t>【文本】</w:t>
+      </w:r>
+      <w:r>
+        <w:rPr>
+          <w:rFonts w:ascii="宋体" w:hAnsi="宋体" w:eastAsia="宋体" w:cs="宋体"/>
+          <w:color w:val="000000"/>
+          <w:kern w:val="0"/>
+          <w:sz w:val="20"/>
+          <w:szCs w:val="20"/>
+          <w:lang w:val="en-US" w:eastAsia="zh-CN" w:bidi="ar"/>
+        </w:rPr>
+        <w:t>、标准文档</w:t>
+      </w:r>
+      <w:r>
+        <w:rPr>
+          <w:rFonts w:hint="eastAsia" w:ascii="宋体" w:hAnsi="宋体" w:eastAsia="宋体" w:cs="宋体"/>
+          <w:color w:val="000000"/>
+          <w:kern w:val="0"/>
+          <w:sz w:val="20"/>
+          <w:szCs w:val="20"/>
+          <w:lang w:val="en-US" w:eastAsia="zh-CN" w:bidi="ar"/>
+        </w:rPr>
+        <w:t>【附件形式】</w:t>
+      </w:r>
+    </w:p>
+    <w:p>
+      <w:pPr>
+        <w:keepNext w:val="0"/>
+        <w:keepLines w:val="0"/>
+        <w:widowControl/>
+        <w:suppressLineNumbers w:val="0"/>
+        <w:pBdr>
+          <w:top w:val="none" w:color="auto" w:sz="0" w:space="0"/>
+          <w:left w:val="none" w:color="auto" w:sz="0" w:space="0"/>
+          <w:bottom w:val="none" w:color="auto" w:sz="0" w:space="0"/>
+          <w:right w:val="none" w:color="auto" w:sz="0" w:space="0"/>
+        </w:pBdr>
+        <w:spacing w:before="0" w:beforeAutospacing="0" w:after="0" w:afterAutospacing="0" w:line="240" w:lineRule="atLeast"/>
+        <w:ind w:left="0" w:right="0"/>
+        <w:jc w:val="left"/>
+        <w:rPr>
+          <w:rFonts w:ascii="宋体" w:hAnsi="宋体" w:eastAsia="宋体" w:cs="宋体"/>
+          <w:color w:val="000000"/>
+          <w:kern w:val="0"/>
+          <w:sz w:val="20"/>
+          <w:szCs w:val="20"/>
+          <w:lang w:val="en-US" w:eastAsia="zh-CN" w:bidi="ar"/>
+        </w:rPr>
+      </w:pPr>
       <w:r>
         <w:rPr>
           <w:rStyle w:val="9"/>
@@ -5733,9 +5412,12 @@
         <w:ind w:left="0" w:right="0"/>
         <w:jc w:val="left"/>
         <w:rPr>
-          <w:color w:val="000000"/>
-          <w:sz w:val="20"/>
-          <w:szCs w:val="20"/>
+          <w:rFonts w:hint="eastAsia" w:ascii="宋体" w:hAnsi="宋体" w:eastAsia="宋体" w:cs="宋体"/>
+          <w:color w:val="000000"/>
+          <w:kern w:val="0"/>
+          <w:sz w:val="20"/>
+          <w:szCs w:val="20"/>
+          <w:lang w:val="en-US" w:eastAsia="zh-CN" w:bidi="ar"/>
         </w:rPr>
       </w:pPr>
       <w:r>
@@ -5749,6 +5431,17 @@
         </w:rPr>
         <w:t>标准任务库，可快速生成项目任务</w:t>
       </w:r>
+      <w:r>
+        <w:rPr>
+          <w:rFonts w:hint="eastAsia" w:ascii="宋体" w:hAnsi="宋体" w:eastAsia="宋体" w:cs="宋体"/>
+          <w:color w:val="000000"/>
+          <w:kern w:val="0"/>
+          <w:sz w:val="20"/>
+          <w:szCs w:val="20"/>
+          <w:lang w:val="en-US" w:eastAsia="zh-CN" w:bidi="ar"/>
+        </w:rPr>
+        <w:t>【设计是想根据项目类型、产品类型自动匹配任务】</w:t>
+      </w:r>
     </w:p>
     <w:p>
       <w:pPr>
@@ -5766,216 +5459,14 @@
         <w:ind w:left="0" w:right="0"/>
         <w:jc w:val="left"/>
         <w:rPr>
-          <w:color w:val="000000"/>
-          <w:sz w:val="20"/>
-          <w:szCs w:val="20"/>
-        </w:rPr>
-      </w:pPr>
-      <w:r>
-        <w:rPr>
-          <w:rStyle w:val="9"/>
-          <w:rFonts w:ascii="宋体" w:hAnsi="宋体" w:eastAsia="宋体" w:cs="宋体"/>
-          <w:color w:val="000000"/>
-          <w:kern w:val="0"/>
-          <w:sz w:val="20"/>
-          <w:szCs w:val="20"/>
-          <w:lang w:val="en-US" w:eastAsia="zh-CN" w:bidi="ar"/>
-        </w:rPr>
-        <w:t>原型图</w:t>
-      </w:r>
-    </w:p>
-    <w:p>
-      <w:pPr>
-        <w:keepNext w:val="0"/>
-        <w:keepLines w:val="0"/>
-        <w:widowControl/>
-        <w:suppressLineNumbers w:val="0"/>
-        <w:pBdr>
-          <w:top w:val="none" w:color="auto" w:sz="0" w:space="0"/>
-          <w:left w:val="none" w:color="auto" w:sz="0" w:space="0"/>
-          <w:bottom w:val="none" w:color="auto" w:sz="0" w:space="0"/>
-          <w:right w:val="none" w:color="auto" w:sz="0" w:space="0"/>
-        </w:pBdr>
-        <w:bidi w:val="0"/>
-        <w:spacing w:before="0" w:beforeAutospacing="0" w:after="0" w:afterAutospacing="0" w:line="240" w:lineRule="atLeast"/>
-        <w:ind w:left="0" w:right="0"/>
-        <w:jc w:val="left"/>
-        <w:rPr>
-          <w:color w:val="000000"/>
-          <w:sz w:val="16"/>
-          <w:szCs w:val="16"/>
-        </w:rPr>
-      </w:pPr>
-      <w:r>
-        <w:rPr>
-          <w:rFonts w:ascii="宋体" w:hAnsi="宋体" w:eastAsia="宋体" w:cs="宋体"/>
-          <w:color w:val="000000"/>
-          <w:kern w:val="0"/>
-          <w:sz w:val="16"/>
-          <w:szCs w:val="16"/>
-          <w:lang w:val="en-US" w:eastAsia="zh-CN" w:bidi="ar"/>
-        </w:rPr>
-        <w:t>plaintext</w:t>
-      </w:r>
-    </w:p>
-    <w:p>
-      <w:pPr>
-        <w:pStyle w:val="6"/>
-        <w:keepNext w:val="0"/>
-        <w:keepLines w:val="0"/>
-        <w:widowControl/>
-        <w:suppressLineNumbers w:val="0"/>
-        <w:pBdr>
-          <w:top w:val="none" w:color="auto" w:sz="0" w:space="0"/>
-          <w:left w:val="none" w:color="auto" w:sz="0" w:space="0"/>
-          <w:bottom w:val="none" w:color="auto" w:sz="0" w:space="0"/>
-          <w:right w:val="none" w:color="auto" w:sz="0" w:space="0"/>
-        </w:pBdr>
-        <w:spacing w:before="162" w:beforeAutospacing="0" w:after="80" w:afterAutospacing="0" w:line="240" w:lineRule="atLeast"/>
-        <w:ind w:left="0" w:right="0"/>
-        <w:rPr>
-          <w:rStyle w:val="11"/>
-          <w:color w:val="000000"/>
-          <w:sz w:val="16"/>
-          <w:szCs w:val="16"/>
-        </w:rPr>
-      </w:pPr>
-      <w:r>
-        <w:rPr>
-          <w:rStyle w:val="11"/>
-          <w:color w:val="000000"/>
-          <w:sz w:val="16"/>
-          <w:szCs w:val="16"/>
-        </w:rPr>
-        <w:t>┌─────────────────────────────────┐</w:t>
-      </w:r>
-    </w:p>
-    <w:p>
-      <w:pPr>
-        <w:pStyle w:val="6"/>
-        <w:keepNext w:val="0"/>
-        <w:keepLines w:val="0"/>
-        <w:widowControl/>
-        <w:suppressLineNumbers w:val="0"/>
-        <w:pBdr>
-          <w:top w:val="none" w:color="auto" w:sz="0" w:space="0"/>
-          <w:left w:val="none" w:color="auto" w:sz="0" w:space="0"/>
-          <w:bottom w:val="none" w:color="auto" w:sz="0" w:space="0"/>
-          <w:right w:val="none" w:color="auto" w:sz="0" w:space="0"/>
-        </w:pBdr>
-        <w:spacing w:before="162" w:beforeAutospacing="0" w:after="80" w:afterAutospacing="0" w:line="240" w:lineRule="atLeast"/>
-        <w:ind w:left="0" w:right="0"/>
-        <w:rPr>
-          <w:rStyle w:val="11"/>
-          <w:color w:val="000000"/>
-          <w:sz w:val="16"/>
-          <w:szCs w:val="16"/>
-        </w:rPr>
-      </w:pPr>
-      <w:r>
-        <w:rPr>
-          <w:rStyle w:val="11"/>
-          <w:color w:val="000000"/>
-          <w:sz w:val="16"/>
-          <w:szCs w:val="16"/>
-        </w:rPr>
-        <w:t>│ 任务池 [+新增]                   │</w:t>
-      </w:r>
-    </w:p>
-    <w:p>
-      <w:pPr>
-        <w:pStyle w:val="6"/>
-        <w:keepNext w:val="0"/>
-        <w:keepLines w:val="0"/>
-        <w:widowControl/>
-        <w:suppressLineNumbers w:val="0"/>
-        <w:pBdr>
-          <w:top w:val="none" w:color="auto" w:sz="0" w:space="0"/>
-          <w:left w:val="none" w:color="auto" w:sz="0" w:space="0"/>
-          <w:bottom w:val="none" w:color="auto" w:sz="0" w:space="0"/>
-          <w:right w:val="none" w:color="auto" w:sz="0" w:space="0"/>
-        </w:pBdr>
-        <w:spacing w:before="162" w:beforeAutospacing="0" w:after="80" w:afterAutospacing="0" w:line="240" w:lineRule="atLeast"/>
-        <w:ind w:left="0" w:right="0"/>
-        <w:rPr>
-          <w:rStyle w:val="11"/>
-          <w:color w:val="000000"/>
-          <w:sz w:val="16"/>
-          <w:szCs w:val="16"/>
-        </w:rPr>
-      </w:pPr>
-      <w:r>
-        <w:rPr>
-          <w:rStyle w:val="11"/>
-          <w:color w:val="000000"/>
-          <w:sz w:val="16"/>
-          <w:szCs w:val="16"/>
-        </w:rPr>
-        <w:t>├─────────────────────────────────┤</w:t>
-      </w:r>
-    </w:p>
-    <w:p>
-      <w:pPr>
-        <w:pStyle w:val="6"/>
-        <w:keepNext w:val="0"/>
-        <w:keepLines w:val="0"/>
-        <w:widowControl/>
-        <w:suppressLineNumbers w:val="0"/>
-        <w:pBdr>
-          <w:top w:val="none" w:color="auto" w:sz="0" w:space="0"/>
-          <w:left w:val="none" w:color="auto" w:sz="0" w:space="0"/>
-          <w:bottom w:val="none" w:color="auto" w:sz="0" w:space="0"/>
-          <w:right w:val="none" w:color="auto" w:sz="0" w:space="0"/>
-        </w:pBdr>
-        <w:spacing w:before="162" w:beforeAutospacing="0" w:after="80" w:afterAutospacing="0" w:line="240" w:lineRule="atLeast"/>
-        <w:ind w:left="0" w:right="0"/>
-        <w:rPr>
-          <w:rStyle w:val="11"/>
-          <w:color w:val="000000"/>
-          <w:sz w:val="16"/>
-          <w:szCs w:val="16"/>
-        </w:rPr>
-      </w:pPr>
-      <w:r>
-        <w:rPr>
-          <w:rStyle w:val="11"/>
-          <w:color w:val="000000"/>
-          <w:sz w:val="16"/>
-          <w:szCs w:val="16"/>
-        </w:rPr>
-        <w:t>│ 任务名称  工时定额  是否必填  操作 │</w:t>
-      </w:r>
-    </w:p>
-    <w:p>
-      <w:pPr>
-        <w:pStyle w:val="6"/>
-        <w:keepNext w:val="0"/>
-        <w:keepLines w:val="0"/>
-        <w:widowControl/>
-        <w:suppressLineNumbers w:val="0"/>
-        <w:pBdr>
-          <w:top w:val="none" w:color="auto" w:sz="0" w:space="0"/>
-          <w:left w:val="none" w:color="auto" w:sz="0" w:space="0"/>
-          <w:bottom w:val="none" w:color="auto" w:sz="0" w:space="0"/>
-          <w:right w:val="none" w:color="auto" w:sz="0" w:space="0"/>
-        </w:pBdr>
-        <w:spacing w:before="162" w:beforeAutospacing="0" w:after="80" w:afterAutospacing="0" w:line="240" w:lineRule="atLeast"/>
-        <w:ind w:left="0" w:right="0"/>
-        <w:rPr>
-          <w:color w:val="000000"/>
-          <w:sz w:val="16"/>
-          <w:szCs w:val="16"/>
-        </w:rPr>
-      </w:pPr>
-      <w:r>
-        <w:rPr>
-          <w:rStyle w:val="11"/>
-          <w:color w:val="000000"/>
-          <w:sz w:val="16"/>
-          <w:szCs w:val="16"/>
-        </w:rPr>
-        <w:t>└─────────────────────────────────┘</w:t>
-      </w:r>
+          <w:rFonts w:hint="eastAsia" w:ascii="宋体" w:hAnsi="宋体" w:eastAsia="宋体" w:cs="宋体"/>
+          <w:color w:val="000000"/>
+          <w:kern w:val="0"/>
+          <w:sz w:val="20"/>
+          <w:szCs w:val="20"/>
+          <w:lang w:val="en-US" w:eastAsia="zh-CN" w:bidi="ar"/>
+        </w:rPr>
+      </w:pPr>
     </w:p>
     <w:p>
       <w:pPr>
